--- a/testakten/erbrecht-pflichtteilsergaenzung-niesbrauch-depot-sylt/12a_postausgang_und_fristen_2026-07.docx
+++ b/testakten/erbrecht-pflichtteilsergaenzung-niesbrauch-depot-sylt/12a_postausgang_und_fristen_2026-07.docx
@@ -762,7 +762,7 @@
         <w:color w:val="5C6569"/>
         <w:sz w:val="14"/>
       </w:rPr>
-      <w:t>Telefon 04651 88921-0 · Telefax 04651 88921-19 · post@petersen-mohn.example</w:t>
+      <w:t>Telefon 04651 88921-0 · Telefax 04651 88921-19 · post@petersen-mohn.de</w:t>
     </w:r>
   </w:p>
   <w:p>
